--- a/DevOpsLabs/Лаба4_отчет.docx
+++ b/DevOpsLabs/Лаба4_отчет.docx
@@ -240,28 +240,26 @@
           <w:rFonts w:ascii="Times New Roman" w:hAnsi="Times New Roman" w:cs="Times New Roman"/>
           <w:sz w:val="24"/>
           <w:szCs w:val="24"/>
-          <w:lang w:val="en-US"/>
-        </w:rPr>
-        <w:t xml:space="preserve"> Compose</w:t>
+        </w:rPr>
+        <w:t xml:space="preserve"> </w:t>
       </w:r>
       <w:r>
         <w:rPr>
           <w:rFonts w:ascii="Times New Roman" w:hAnsi="Times New Roman" w:cs="Times New Roman"/>
           <w:sz w:val="24"/>
           <w:szCs w:val="24"/>
-        </w:rPr>
-        <w:t>»</w:t>
-      </w:r>
-    </w:p>
-    <w:p>
-      <w:pPr>
-        <w:spacing w:line="240" w:lineRule="auto"/>
+          <w:lang w:val="en-US"/>
+        </w:rPr>
+        <w:t>Compose</w:t>
+      </w:r>
+      <w:r>
         <w:rPr>
           <w:rFonts w:ascii="Times New Roman" w:hAnsi="Times New Roman" w:cs="Times New Roman"/>
           <w:sz w:val="24"/>
           <w:szCs w:val="24"/>
         </w:rPr>
-      </w:pPr>
+        <w:t>»</w:t>
+      </w:r>
     </w:p>
     <w:p>
       <w:pPr>
@@ -296,27 +294,37 @@
     <w:p>
       <w:pPr>
         <w:spacing w:line="240" w:lineRule="auto"/>
-        <w:jc w:val="right"/>
         <w:rPr>
           <w:rFonts w:ascii="Times New Roman" w:hAnsi="Times New Roman" w:cs="Times New Roman"/>
           <w:sz w:val="24"/>
           <w:szCs w:val="24"/>
         </w:rPr>
       </w:pPr>
-      <w:r>
+    </w:p>
+    <w:p>
+      <w:pPr>
+        <w:spacing w:line="240" w:lineRule="auto"/>
+        <w:jc w:val="right"/>
         <w:rPr>
           <w:rFonts w:ascii="Times New Roman" w:hAnsi="Times New Roman" w:cs="Times New Roman"/>
           <w:sz w:val="24"/>
           <w:szCs w:val="24"/>
         </w:rPr>
-        <w:t>Выполнила</w:t>
-      </w:r>
+      </w:pPr>
       <w:r>
         <w:rPr>
           <w:rFonts w:ascii="Times New Roman" w:hAnsi="Times New Roman" w:cs="Times New Roman"/>
           <w:sz w:val="24"/>
           <w:szCs w:val="24"/>
         </w:rPr>
+        <w:t>Выполнила</w:t>
+      </w:r>
+      <w:r>
+        <w:rPr>
+          <w:rFonts w:ascii="Times New Roman" w:hAnsi="Times New Roman" w:cs="Times New Roman"/>
+          <w:sz w:val="24"/>
+          <w:szCs w:val="24"/>
+        </w:rPr>
         <w:br/>
         <w:t>Студентка группы БПИ2401</w:t>
       </w:r>
@@ -493,7 +501,6 @@
         <w:spacing w:line="240" w:lineRule="auto"/>
         <w:rPr>
           <w:rFonts w:ascii="Times New Roman" w:hAnsi="Times New Roman" w:cs="Times New Roman"/>
-          <w:lang w:val="en-US"/>
         </w:rPr>
       </w:pPr>
       <w:r>
@@ -536,7 +543,6 @@
         <w:spacing w:line="240" w:lineRule="auto"/>
         <w:rPr>
           <w:rFonts w:ascii="Times New Roman" w:hAnsi="Times New Roman" w:cs="Times New Roman"/>
-          <w:lang w:val="en-US"/>
         </w:rPr>
       </w:pPr>
       <w:r>
@@ -600,6 +606,7 @@
           <w:sz w:val="32"/>
           <w:szCs w:val="32"/>
         </w:rPr>
+        <w:lastRenderedPageBreak/>
         <w:t xml:space="preserve">Задачи к лабораторной работе </w:t>
       </w:r>
     </w:p>
@@ -612,7 +619,6 @@
           <w:color w:val="auto"/>
           <w:sz w:val="22"/>
           <w:szCs w:val="22"/>
-          <w:lang w:val="en-US"/>
         </w:rPr>
       </w:pPr>
       <w:r>
@@ -684,8 +690,1794 @@
           <w:rFonts w:ascii="Times New Roman" w:hAnsi="Times New Roman" w:cs="Times New Roman"/>
           <w:b/>
           <w:bCs/>
-        </w:rPr>
-      </w:pPr>
+          <w:lang w:val="en-US"/>
+        </w:rPr>
+      </w:pPr>
+      <w:r>
+        <w:rPr>
+          <w:rFonts w:ascii="Times New Roman" w:hAnsi="Times New Roman" w:cs="Times New Roman"/>
+          <w:b/>
+          <w:bCs/>
+        </w:rPr>
+        <w:lastRenderedPageBreak/>
+        <w:drawing>
+          <wp:inline distT="0" distB="0" distL="0" distR="0" wp14:anchorId="74D191E0" wp14:editId="3B7ADA93">
+            <wp:extent cx="5940425" cy="1295400"/>
+            <wp:effectExtent l="0" t="0" r="3175" b="0"/>
+            <wp:docPr id="69667993" name="Рисунок 1"/>
+            <wp:cNvGraphicFramePr>
+              <a:graphicFrameLocks xmlns:a="http://schemas.openxmlformats.org/drawingml/2006/main" noChangeAspect="1"/>
+            </wp:cNvGraphicFramePr>
+            <a:graphic xmlns:a="http://schemas.openxmlformats.org/drawingml/2006/main">
+              <a:graphicData uri="http://schemas.openxmlformats.org/drawingml/2006/picture">
+                <pic:pic xmlns:pic="http://schemas.openxmlformats.org/drawingml/2006/picture">
+                  <pic:nvPicPr>
+                    <pic:cNvPr id="69667993" name=""/>
+                    <pic:cNvPicPr/>
+                  </pic:nvPicPr>
+                  <pic:blipFill>
+                    <a:blip r:embed="rId5"/>
+                    <a:stretch>
+                      <a:fillRect/>
+                    </a:stretch>
+                  </pic:blipFill>
+                  <pic:spPr>
+                    <a:xfrm>
+                      <a:off x="0" y="0"/>
+                      <a:ext cx="5940425" cy="1295400"/>
+                    </a:xfrm>
+                    <a:prstGeom prst="rect">
+                      <a:avLst/>
+                    </a:prstGeom>
+                  </pic:spPr>
+                </pic:pic>
+              </a:graphicData>
+            </a:graphic>
+          </wp:inline>
+        </w:drawing>
+      </w:r>
+      <w:r>
+        <w:rPr>
+          <w:rFonts w:ascii="Times New Roman" w:hAnsi="Times New Roman" w:cs="Times New Roman"/>
+          <w:b/>
+          <w:bCs/>
+        </w:rPr>
+        <w:drawing>
+          <wp:inline distT="0" distB="0" distL="0" distR="0" wp14:anchorId="1FB6F8EF" wp14:editId="3E3666ED">
+            <wp:extent cx="5940425" cy="5121275"/>
+            <wp:effectExtent l="0" t="0" r="3175" b="3175"/>
+            <wp:docPr id="1535200672" name="Рисунок 1"/>
+            <wp:cNvGraphicFramePr>
+              <a:graphicFrameLocks xmlns:a="http://schemas.openxmlformats.org/drawingml/2006/main" noChangeAspect="1"/>
+            </wp:cNvGraphicFramePr>
+            <a:graphic xmlns:a="http://schemas.openxmlformats.org/drawingml/2006/main">
+              <a:graphicData uri="http://schemas.openxmlformats.org/drawingml/2006/picture">
+                <pic:pic xmlns:pic="http://schemas.openxmlformats.org/drawingml/2006/picture">
+                  <pic:nvPicPr>
+                    <pic:cNvPr id="1535200672" name=""/>
+                    <pic:cNvPicPr/>
+                  </pic:nvPicPr>
+                  <pic:blipFill>
+                    <a:blip r:embed="rId6"/>
+                    <a:stretch>
+                      <a:fillRect/>
+                    </a:stretch>
+                  </pic:blipFill>
+                  <pic:spPr>
+                    <a:xfrm>
+                      <a:off x="0" y="0"/>
+                      <a:ext cx="5940425" cy="5121275"/>
+                    </a:xfrm>
+                    <a:prstGeom prst="rect">
+                      <a:avLst/>
+                    </a:prstGeom>
+                  </pic:spPr>
+                </pic:pic>
+              </a:graphicData>
+            </a:graphic>
+          </wp:inline>
+        </w:drawing>
+      </w:r>
+      <w:r>
+        <w:rPr>
+          <w:rFonts w:ascii="Times New Roman" w:hAnsi="Times New Roman" w:cs="Times New Roman"/>
+          <w:b/>
+          <w:bCs/>
+        </w:rPr>
+        <w:drawing>
+          <wp:inline distT="0" distB="0" distL="0" distR="0" wp14:anchorId="62AA7D25" wp14:editId="4770672F">
+            <wp:extent cx="5940425" cy="1227455"/>
+            <wp:effectExtent l="0" t="0" r="3175" b="0"/>
+            <wp:docPr id="988939950" name="Рисунок 1"/>
+            <wp:cNvGraphicFramePr>
+              <a:graphicFrameLocks xmlns:a="http://schemas.openxmlformats.org/drawingml/2006/main" noChangeAspect="1"/>
+            </wp:cNvGraphicFramePr>
+            <a:graphic xmlns:a="http://schemas.openxmlformats.org/drawingml/2006/main">
+              <a:graphicData uri="http://schemas.openxmlformats.org/drawingml/2006/picture">
+                <pic:pic xmlns:pic="http://schemas.openxmlformats.org/drawingml/2006/picture">
+                  <pic:nvPicPr>
+                    <pic:cNvPr id="988939950" name=""/>
+                    <pic:cNvPicPr/>
+                  </pic:nvPicPr>
+                  <pic:blipFill>
+                    <a:blip r:embed="rId7"/>
+                    <a:stretch>
+                      <a:fillRect/>
+                    </a:stretch>
+                  </pic:blipFill>
+                  <pic:spPr>
+                    <a:xfrm>
+                      <a:off x="0" y="0"/>
+                      <a:ext cx="5940425" cy="1227455"/>
+                    </a:xfrm>
+                    <a:prstGeom prst="rect">
+                      <a:avLst/>
+                    </a:prstGeom>
+                  </pic:spPr>
+                </pic:pic>
+              </a:graphicData>
+            </a:graphic>
+          </wp:inline>
+        </w:drawing>
+      </w:r>
+      <w:r>
+        <w:rPr>
+          <w:rFonts w:ascii="Times New Roman" w:hAnsi="Times New Roman" w:cs="Times New Roman"/>
+          <w:b/>
+          <w:bCs/>
+          <w:lang w:val="en-US"/>
+        </w:rPr>
+        <w:drawing>
+          <wp:inline distT="0" distB="0" distL="0" distR="0" wp14:anchorId="70051A16" wp14:editId="26E3948D">
+            <wp:extent cx="5940425" cy="342265"/>
+            <wp:effectExtent l="0" t="0" r="3175" b="635"/>
+            <wp:docPr id="1071260526" name="Рисунок 1"/>
+            <wp:cNvGraphicFramePr>
+              <a:graphicFrameLocks xmlns:a="http://schemas.openxmlformats.org/drawingml/2006/main" noChangeAspect="1"/>
+            </wp:cNvGraphicFramePr>
+            <a:graphic xmlns:a="http://schemas.openxmlformats.org/drawingml/2006/main">
+              <a:graphicData uri="http://schemas.openxmlformats.org/drawingml/2006/picture">
+                <pic:pic xmlns:pic="http://schemas.openxmlformats.org/drawingml/2006/picture">
+                  <pic:nvPicPr>
+                    <pic:cNvPr id="1071260526" name=""/>
+                    <pic:cNvPicPr/>
+                  </pic:nvPicPr>
+                  <pic:blipFill>
+                    <a:blip r:embed="rId8"/>
+                    <a:stretch>
+                      <a:fillRect/>
+                    </a:stretch>
+                  </pic:blipFill>
+                  <pic:spPr>
+                    <a:xfrm>
+                      <a:off x="0" y="0"/>
+                      <a:ext cx="5940425" cy="342265"/>
+                    </a:xfrm>
+                    <a:prstGeom prst="rect">
+                      <a:avLst/>
+                    </a:prstGeom>
+                  </pic:spPr>
+                </pic:pic>
+              </a:graphicData>
+            </a:graphic>
+          </wp:inline>
+        </w:drawing>
+      </w:r>
+      <w:r>
+        <w:rPr>
+          <w:rFonts w:ascii="Times New Roman" w:hAnsi="Times New Roman" w:cs="Times New Roman"/>
+          <w:b/>
+          <w:bCs/>
+          <w:lang w:val="en-US"/>
+        </w:rPr>
+        <w:drawing>
+          <wp:inline distT="0" distB="0" distL="0" distR="0" wp14:anchorId="5BAC09B7" wp14:editId="719F6C02">
+            <wp:extent cx="5940425" cy="151130"/>
+            <wp:effectExtent l="0" t="0" r="3175" b="1270"/>
+            <wp:docPr id="510629765" name="Рисунок 1"/>
+            <wp:cNvGraphicFramePr>
+              <a:graphicFrameLocks xmlns:a="http://schemas.openxmlformats.org/drawingml/2006/main" noChangeAspect="1"/>
+            </wp:cNvGraphicFramePr>
+            <a:graphic xmlns:a="http://schemas.openxmlformats.org/drawingml/2006/main">
+              <a:graphicData uri="http://schemas.openxmlformats.org/drawingml/2006/picture">
+                <pic:pic xmlns:pic="http://schemas.openxmlformats.org/drawingml/2006/picture">
+                  <pic:nvPicPr>
+                    <pic:cNvPr id="510629765" name=""/>
+                    <pic:cNvPicPr/>
+                  </pic:nvPicPr>
+                  <pic:blipFill>
+                    <a:blip r:embed="rId9"/>
+                    <a:stretch>
+                      <a:fillRect/>
+                    </a:stretch>
+                  </pic:blipFill>
+                  <pic:spPr>
+                    <a:xfrm>
+                      <a:off x="0" y="0"/>
+                      <a:ext cx="5940425" cy="151130"/>
+                    </a:xfrm>
+                    <a:prstGeom prst="rect">
+                      <a:avLst/>
+                    </a:prstGeom>
+                  </pic:spPr>
+                </pic:pic>
+              </a:graphicData>
+            </a:graphic>
+          </wp:inline>
+        </w:drawing>
+      </w:r>
+      <w:r>
+        <w:rPr>
+          <w:rFonts w:ascii="Times New Roman" w:hAnsi="Times New Roman" w:cs="Times New Roman"/>
+          <w:b/>
+          <w:bCs/>
+          <w:lang w:val="en-US"/>
+        </w:rPr>
+        <w:lastRenderedPageBreak/>
+        <w:drawing>
+          <wp:inline distT="0" distB="0" distL="0" distR="0" wp14:anchorId="0CEA78AB" wp14:editId="1A23F74A">
+            <wp:extent cx="2505425" cy="2029108"/>
+            <wp:effectExtent l="0" t="0" r="9525" b="9525"/>
+            <wp:docPr id="1139226715" name="Рисунок 1"/>
+            <wp:cNvGraphicFramePr>
+              <a:graphicFrameLocks xmlns:a="http://schemas.openxmlformats.org/drawingml/2006/main" noChangeAspect="1"/>
+            </wp:cNvGraphicFramePr>
+            <a:graphic xmlns:a="http://schemas.openxmlformats.org/drawingml/2006/main">
+              <a:graphicData uri="http://schemas.openxmlformats.org/drawingml/2006/picture">
+                <pic:pic xmlns:pic="http://schemas.openxmlformats.org/drawingml/2006/picture">
+                  <pic:nvPicPr>
+                    <pic:cNvPr id="1139226715" name=""/>
+                    <pic:cNvPicPr/>
+                  </pic:nvPicPr>
+                  <pic:blipFill>
+                    <a:blip r:embed="rId10"/>
+                    <a:stretch>
+                      <a:fillRect/>
+                    </a:stretch>
+                  </pic:blipFill>
+                  <pic:spPr>
+                    <a:xfrm>
+                      <a:off x="0" y="0"/>
+                      <a:ext cx="2505425" cy="2029108"/>
+                    </a:xfrm>
+                    <a:prstGeom prst="rect">
+                      <a:avLst/>
+                    </a:prstGeom>
+                  </pic:spPr>
+                </pic:pic>
+              </a:graphicData>
+            </a:graphic>
+          </wp:inline>
+        </w:drawing>
+      </w:r>
+      <w:r>
+        <w:rPr>
+          <w:rFonts w:ascii="Times New Roman" w:hAnsi="Times New Roman" w:cs="Times New Roman"/>
+          <w:b/>
+          <w:bCs/>
+          <w:lang w:val="en-US"/>
+        </w:rPr>
+        <w:drawing>
+          <wp:inline distT="0" distB="0" distL="0" distR="0" wp14:anchorId="24CBB1E1" wp14:editId="77BAC164">
+            <wp:extent cx="5940425" cy="187325"/>
+            <wp:effectExtent l="0" t="0" r="3175" b="3175"/>
+            <wp:docPr id="1067038317" name="Рисунок 1"/>
+            <wp:cNvGraphicFramePr>
+              <a:graphicFrameLocks xmlns:a="http://schemas.openxmlformats.org/drawingml/2006/main" noChangeAspect="1"/>
+            </wp:cNvGraphicFramePr>
+            <a:graphic xmlns:a="http://schemas.openxmlformats.org/drawingml/2006/main">
+              <a:graphicData uri="http://schemas.openxmlformats.org/drawingml/2006/picture">
+                <pic:pic xmlns:pic="http://schemas.openxmlformats.org/drawingml/2006/picture">
+                  <pic:nvPicPr>
+                    <pic:cNvPr id="1067038317" name=""/>
+                    <pic:cNvPicPr/>
+                  </pic:nvPicPr>
+                  <pic:blipFill>
+                    <a:blip r:embed="rId11"/>
+                    <a:stretch>
+                      <a:fillRect/>
+                    </a:stretch>
+                  </pic:blipFill>
+                  <pic:spPr>
+                    <a:xfrm>
+                      <a:off x="0" y="0"/>
+                      <a:ext cx="5940425" cy="187325"/>
+                    </a:xfrm>
+                    <a:prstGeom prst="rect">
+                      <a:avLst/>
+                    </a:prstGeom>
+                  </pic:spPr>
+                </pic:pic>
+              </a:graphicData>
+            </a:graphic>
+          </wp:inline>
+        </w:drawing>
+      </w:r>
+      <w:r>
+        <w:rPr>
+          <w:rFonts w:ascii="Times New Roman" w:hAnsi="Times New Roman" w:cs="Times New Roman"/>
+          <w:b/>
+          <w:bCs/>
+          <w:lang w:val="en-US"/>
+        </w:rPr>
+        <w:lastRenderedPageBreak/>
+        <w:drawing>
+          <wp:inline distT="0" distB="0" distL="0" distR="0" wp14:anchorId="3D672D72" wp14:editId="6CDF55C1">
+            <wp:extent cx="5940425" cy="5300980"/>
+            <wp:effectExtent l="0" t="0" r="3175" b="0"/>
+            <wp:docPr id="1771322080" name="Рисунок 1"/>
+            <wp:cNvGraphicFramePr>
+              <a:graphicFrameLocks xmlns:a="http://schemas.openxmlformats.org/drawingml/2006/main" noChangeAspect="1"/>
+            </wp:cNvGraphicFramePr>
+            <a:graphic xmlns:a="http://schemas.openxmlformats.org/drawingml/2006/main">
+              <a:graphicData uri="http://schemas.openxmlformats.org/drawingml/2006/picture">
+                <pic:pic xmlns:pic="http://schemas.openxmlformats.org/drawingml/2006/picture">
+                  <pic:nvPicPr>
+                    <pic:cNvPr id="1771322080" name=""/>
+                    <pic:cNvPicPr/>
+                  </pic:nvPicPr>
+                  <pic:blipFill>
+                    <a:blip r:embed="rId12"/>
+                    <a:stretch>
+                      <a:fillRect/>
+                    </a:stretch>
+                  </pic:blipFill>
+                  <pic:spPr>
+                    <a:xfrm>
+                      <a:off x="0" y="0"/>
+                      <a:ext cx="5940425" cy="5300980"/>
+                    </a:xfrm>
+                    <a:prstGeom prst="rect">
+                      <a:avLst/>
+                    </a:prstGeom>
+                  </pic:spPr>
+                </pic:pic>
+              </a:graphicData>
+            </a:graphic>
+          </wp:inline>
+        </w:drawing>
+      </w:r>
+      <w:r>
+        <w:rPr>
+          <w:rFonts w:ascii="Times New Roman" w:hAnsi="Times New Roman" w:cs="Times New Roman"/>
+          <w:b/>
+          <w:bCs/>
+          <w:lang w:val="en-US"/>
+        </w:rPr>
+        <w:drawing>
+          <wp:inline distT="0" distB="0" distL="0" distR="0" wp14:anchorId="107A0863" wp14:editId="518A7B35">
+            <wp:extent cx="5940425" cy="3392170"/>
+            <wp:effectExtent l="0" t="0" r="3175" b="0"/>
+            <wp:docPr id="1890855430" name="Рисунок 1"/>
+            <wp:cNvGraphicFramePr>
+              <a:graphicFrameLocks xmlns:a="http://schemas.openxmlformats.org/drawingml/2006/main" noChangeAspect="1"/>
+            </wp:cNvGraphicFramePr>
+            <a:graphic xmlns:a="http://schemas.openxmlformats.org/drawingml/2006/main">
+              <a:graphicData uri="http://schemas.openxmlformats.org/drawingml/2006/picture">
+                <pic:pic xmlns:pic="http://schemas.openxmlformats.org/drawingml/2006/picture">
+                  <pic:nvPicPr>
+                    <pic:cNvPr id="1890855430" name=""/>
+                    <pic:cNvPicPr/>
+                  </pic:nvPicPr>
+                  <pic:blipFill>
+                    <a:blip r:embed="rId13"/>
+                    <a:stretch>
+                      <a:fillRect/>
+                    </a:stretch>
+                  </pic:blipFill>
+                  <pic:spPr>
+                    <a:xfrm>
+                      <a:off x="0" y="0"/>
+                      <a:ext cx="5940425" cy="3392170"/>
+                    </a:xfrm>
+                    <a:prstGeom prst="rect">
+                      <a:avLst/>
+                    </a:prstGeom>
+                  </pic:spPr>
+                </pic:pic>
+              </a:graphicData>
+            </a:graphic>
+          </wp:inline>
+        </w:drawing>
+      </w:r>
+    </w:p>
+    <w:p>
+      <w:pPr>
+        <w:rPr>
+          <w:lang w:val="en-US"/>
+        </w:rPr>
+      </w:pPr>
+    </w:p>
+    <w:p>
+      <w:pPr>
+        <w:pStyle w:val="1"/>
+        <w:rPr>
+          <w:rFonts w:ascii="Times New Roman" w:hAnsi="Times New Roman" w:cs="Times New Roman"/>
+          <w:b/>
+          <w:bCs/>
+          <w:lang w:val="en-US"/>
+        </w:rPr>
+      </w:pPr>
+      <w:r>
+        <w:rPr>
+          <w:rFonts w:ascii="Times New Roman" w:hAnsi="Times New Roman" w:cs="Times New Roman"/>
+          <w:b/>
+          <w:bCs/>
+        </w:rPr>
+        <w:lastRenderedPageBreak/>
+        <w:t>Код</w:t>
+      </w:r>
+    </w:p>
+    <w:p>
+      <w:pPr>
+        <w:rPr>
+          <w:rFonts w:ascii="Consolas" w:hAnsi="Consolas"/>
+          <w:sz w:val="20"/>
+          <w:szCs w:val="20"/>
+          <w:lang w:val="en-US"/>
+        </w:rPr>
+      </w:pPr>
+      <w:r>
+        <w:rPr>
+          <w:rFonts w:ascii="Consolas" w:hAnsi="Consolas"/>
+          <w:sz w:val="20"/>
+          <w:szCs w:val="20"/>
+          <w:lang w:val="en-US"/>
+        </w:rPr>
+        <w:t>docker-</w:t>
+      </w:r>
+      <w:proofErr w:type="spellStart"/>
+      <w:r>
+        <w:rPr>
+          <w:rFonts w:ascii="Consolas" w:hAnsi="Consolas"/>
+          <w:sz w:val="20"/>
+          <w:szCs w:val="20"/>
+          <w:lang w:val="en-US"/>
+        </w:rPr>
+        <w:t>compose.yml</w:t>
+      </w:r>
+      <w:proofErr w:type="spellEnd"/>
+    </w:p>
+    <w:p>
+      <w:pPr>
+        <w:rPr>
+          <w:rFonts w:ascii="Consolas" w:hAnsi="Consolas"/>
+          <w:sz w:val="20"/>
+          <w:szCs w:val="20"/>
+          <w:lang w:val="en-US"/>
+        </w:rPr>
+      </w:pPr>
+      <w:r>
+        <w:rPr>
+          <w:rFonts w:ascii="Consolas" w:hAnsi="Consolas"/>
+          <w:sz w:val="20"/>
+          <w:szCs w:val="20"/>
+          <w:lang w:val="en-US"/>
+        </w:rPr>
+        <w:t>version: '3.8'</w:t>
+      </w:r>
+    </w:p>
+    <w:p>
+      <w:pPr>
+        <w:rPr>
+          <w:rFonts w:ascii="Consolas" w:hAnsi="Consolas"/>
+          <w:sz w:val="20"/>
+          <w:szCs w:val="20"/>
+          <w:lang w:val="en-US"/>
+        </w:rPr>
+      </w:pPr>
+    </w:p>
+    <w:p>
+      <w:pPr>
+        <w:rPr>
+          <w:rFonts w:ascii="Consolas" w:hAnsi="Consolas"/>
+          <w:sz w:val="20"/>
+          <w:szCs w:val="20"/>
+          <w:lang w:val="en-US"/>
+        </w:rPr>
+      </w:pPr>
+      <w:r>
+        <w:rPr>
+          <w:rFonts w:ascii="Consolas" w:hAnsi="Consolas"/>
+          <w:sz w:val="20"/>
+          <w:szCs w:val="20"/>
+          <w:lang w:val="en-US"/>
+        </w:rPr>
+        <w:t>services:</w:t>
+      </w:r>
+    </w:p>
+    <w:p>
+      <w:pPr>
+        <w:rPr>
+          <w:rFonts w:ascii="Consolas" w:hAnsi="Consolas"/>
+          <w:sz w:val="20"/>
+          <w:szCs w:val="20"/>
+          <w:lang w:val="en-US"/>
+        </w:rPr>
+      </w:pPr>
+      <w:r>
+        <w:rPr>
+          <w:rFonts w:ascii="Consolas" w:hAnsi="Consolas"/>
+          <w:sz w:val="20"/>
+          <w:szCs w:val="20"/>
+          <w:lang w:val="en-US"/>
+        </w:rPr>
+        <w:t xml:space="preserve">  </w:t>
+      </w:r>
+      <w:proofErr w:type="spellStart"/>
+      <w:r>
+        <w:rPr>
+          <w:rFonts w:ascii="Consolas" w:hAnsi="Consolas"/>
+          <w:sz w:val="20"/>
+          <w:szCs w:val="20"/>
+          <w:lang w:val="en-US"/>
+        </w:rPr>
+        <w:t>api</w:t>
+      </w:r>
+      <w:proofErr w:type="spellEnd"/>
+      <w:r>
+        <w:rPr>
+          <w:rFonts w:ascii="Consolas" w:hAnsi="Consolas"/>
+          <w:sz w:val="20"/>
+          <w:szCs w:val="20"/>
+          <w:lang w:val="en-US"/>
+        </w:rPr>
+        <w:t>:</w:t>
+      </w:r>
+    </w:p>
+    <w:p>
+      <w:pPr>
+        <w:rPr>
+          <w:rFonts w:ascii="Consolas" w:hAnsi="Consolas"/>
+          <w:sz w:val="20"/>
+          <w:szCs w:val="20"/>
+          <w:lang w:val="en-US"/>
+        </w:rPr>
+      </w:pPr>
+      <w:r>
+        <w:rPr>
+          <w:rFonts w:ascii="Consolas" w:hAnsi="Consolas"/>
+          <w:sz w:val="20"/>
+          <w:szCs w:val="20"/>
+          <w:lang w:val="en-US"/>
+        </w:rPr>
+        <w:t xml:space="preserve">    build</w:t>
+      </w:r>
+      <w:proofErr w:type="gramStart"/>
+      <w:r>
+        <w:rPr>
+          <w:rFonts w:ascii="Consolas" w:hAnsi="Consolas"/>
+          <w:sz w:val="20"/>
+          <w:szCs w:val="20"/>
+          <w:lang w:val="en-US"/>
+        </w:rPr>
+        <w:t>: .</w:t>
+      </w:r>
+      <w:proofErr w:type="gramEnd"/>
+      <w:r>
+        <w:rPr>
+          <w:rFonts w:ascii="Consolas" w:hAnsi="Consolas"/>
+          <w:sz w:val="20"/>
+          <w:szCs w:val="20"/>
+          <w:lang w:val="en-US"/>
+        </w:rPr>
+        <w:t>/backend</w:t>
+      </w:r>
+    </w:p>
+    <w:p>
+      <w:pPr>
+        <w:rPr>
+          <w:rFonts w:ascii="Consolas" w:hAnsi="Consolas"/>
+          <w:sz w:val="20"/>
+          <w:szCs w:val="20"/>
+          <w:lang w:val="en-US"/>
+        </w:rPr>
+      </w:pPr>
+      <w:r>
+        <w:rPr>
+          <w:rFonts w:ascii="Consolas" w:hAnsi="Consolas"/>
+          <w:sz w:val="20"/>
+          <w:szCs w:val="20"/>
+          <w:lang w:val="en-US"/>
+        </w:rPr>
+        <w:t xml:space="preserve">    </w:t>
+      </w:r>
+      <w:proofErr w:type="spellStart"/>
+      <w:r>
+        <w:rPr>
+          <w:rFonts w:ascii="Consolas" w:hAnsi="Consolas"/>
+          <w:sz w:val="20"/>
+          <w:szCs w:val="20"/>
+          <w:lang w:val="en-US"/>
+        </w:rPr>
+        <w:t>container_name</w:t>
+      </w:r>
+      <w:proofErr w:type="spellEnd"/>
+      <w:r>
+        <w:rPr>
+          <w:rFonts w:ascii="Consolas" w:hAnsi="Consolas"/>
+          <w:sz w:val="20"/>
+          <w:szCs w:val="20"/>
+          <w:lang w:val="en-US"/>
+        </w:rPr>
+        <w:t>: lab4_api</w:t>
+      </w:r>
+    </w:p>
+    <w:p>
+      <w:pPr>
+        <w:rPr>
+          <w:rFonts w:ascii="Consolas" w:hAnsi="Consolas"/>
+          <w:sz w:val="20"/>
+          <w:szCs w:val="20"/>
+          <w:lang w:val="en-US"/>
+        </w:rPr>
+      </w:pPr>
+      <w:r>
+        <w:rPr>
+          <w:rFonts w:ascii="Consolas" w:hAnsi="Consolas"/>
+          <w:sz w:val="20"/>
+          <w:szCs w:val="20"/>
+          <w:lang w:val="en-US"/>
+        </w:rPr>
+        <w:t xml:space="preserve">    </w:t>
+      </w:r>
+      <w:proofErr w:type="spellStart"/>
+      <w:r>
+        <w:rPr>
+          <w:rFonts w:ascii="Consolas" w:hAnsi="Consolas"/>
+          <w:sz w:val="20"/>
+          <w:szCs w:val="20"/>
+          <w:lang w:val="en-US"/>
+        </w:rPr>
+        <w:t>env_file</w:t>
+      </w:r>
+      <w:proofErr w:type="spellEnd"/>
+      <w:r>
+        <w:rPr>
+          <w:rFonts w:ascii="Consolas" w:hAnsi="Consolas"/>
+          <w:sz w:val="20"/>
+          <w:szCs w:val="20"/>
+          <w:lang w:val="en-US"/>
+        </w:rPr>
+        <w:t>:</w:t>
+      </w:r>
+    </w:p>
+    <w:p>
+      <w:pPr>
+        <w:rPr>
+          <w:rFonts w:ascii="Consolas" w:hAnsi="Consolas"/>
+          <w:sz w:val="20"/>
+          <w:szCs w:val="20"/>
+          <w:lang w:val="en-US"/>
+        </w:rPr>
+      </w:pPr>
+      <w:r>
+        <w:rPr>
+          <w:rFonts w:ascii="Consolas" w:hAnsi="Consolas"/>
+          <w:sz w:val="20"/>
+          <w:szCs w:val="20"/>
+          <w:lang w:val="en-US"/>
+        </w:rPr>
+        <w:t xml:space="preserve">      </w:t>
+      </w:r>
+      <w:proofErr w:type="gramStart"/>
+      <w:r>
+        <w:rPr>
+          <w:rFonts w:ascii="Consolas" w:hAnsi="Consolas"/>
+          <w:sz w:val="20"/>
+          <w:szCs w:val="20"/>
+          <w:lang w:val="en-US"/>
+        </w:rPr>
+        <w:t>- .</w:t>
+      </w:r>
+      <w:proofErr w:type="gramEnd"/>
+      <w:r>
+        <w:rPr>
+          <w:rFonts w:ascii="Consolas" w:hAnsi="Consolas"/>
+          <w:sz w:val="20"/>
+          <w:szCs w:val="20"/>
+          <w:lang w:val="en-US"/>
+        </w:rPr>
+        <w:t>/backend</w:t>
+      </w:r>
+      <w:proofErr w:type="gramStart"/>
+      <w:r>
+        <w:rPr>
+          <w:rFonts w:ascii="Consolas" w:hAnsi="Consolas"/>
+          <w:sz w:val="20"/>
+          <w:szCs w:val="20"/>
+          <w:lang w:val="en-US"/>
+        </w:rPr>
+        <w:t>/.env</w:t>
+      </w:r>
+      <w:proofErr w:type="gramEnd"/>
+    </w:p>
+    <w:p>
+      <w:pPr>
+        <w:rPr>
+          <w:rFonts w:ascii="Consolas" w:hAnsi="Consolas"/>
+          <w:sz w:val="20"/>
+          <w:szCs w:val="20"/>
+          <w:lang w:val="en-US"/>
+        </w:rPr>
+      </w:pPr>
+      <w:r>
+        <w:rPr>
+          <w:rFonts w:ascii="Consolas" w:hAnsi="Consolas"/>
+          <w:sz w:val="20"/>
+          <w:szCs w:val="20"/>
+          <w:lang w:val="en-US"/>
+        </w:rPr>
+        <w:t xml:space="preserve">    ports:</w:t>
+      </w:r>
+    </w:p>
+    <w:p>
+      <w:pPr>
+        <w:rPr>
+          <w:rFonts w:ascii="Consolas" w:hAnsi="Consolas"/>
+          <w:sz w:val="20"/>
+          <w:szCs w:val="20"/>
+          <w:lang w:val="en-US"/>
+        </w:rPr>
+      </w:pPr>
+      <w:r>
+        <w:rPr>
+          <w:rFonts w:ascii="Consolas" w:hAnsi="Consolas"/>
+          <w:sz w:val="20"/>
+          <w:szCs w:val="20"/>
+          <w:lang w:val="en-US"/>
+        </w:rPr>
+        <w:t xml:space="preserve">      - "8080:8080"</w:t>
+      </w:r>
+    </w:p>
+    <w:p>
+      <w:pPr>
+        <w:rPr>
+          <w:rFonts w:ascii="Consolas" w:hAnsi="Consolas"/>
+          <w:sz w:val="20"/>
+          <w:szCs w:val="20"/>
+          <w:lang w:val="en-US"/>
+        </w:rPr>
+      </w:pPr>
+      <w:r>
+        <w:rPr>
+          <w:rFonts w:ascii="Consolas" w:hAnsi="Consolas"/>
+          <w:sz w:val="20"/>
+          <w:szCs w:val="20"/>
+          <w:lang w:val="en-US"/>
+        </w:rPr>
+        <w:t xml:space="preserve">    networks:</w:t>
+      </w:r>
+    </w:p>
+    <w:p>
+      <w:pPr>
+        <w:rPr>
+          <w:rFonts w:ascii="Consolas" w:hAnsi="Consolas"/>
+          <w:sz w:val="20"/>
+          <w:szCs w:val="20"/>
+          <w:lang w:val="en-US"/>
+        </w:rPr>
+      </w:pPr>
+      <w:r>
+        <w:rPr>
+          <w:rFonts w:ascii="Consolas" w:hAnsi="Consolas"/>
+          <w:sz w:val="20"/>
+          <w:szCs w:val="20"/>
+          <w:lang w:val="en-US"/>
+        </w:rPr>
+        <w:t xml:space="preserve">      - frontend</w:t>
+      </w:r>
+    </w:p>
+    <w:p>
+      <w:pPr>
+        <w:rPr>
+          <w:rFonts w:ascii="Consolas" w:hAnsi="Consolas"/>
+          <w:sz w:val="20"/>
+          <w:szCs w:val="20"/>
+          <w:lang w:val="en-US"/>
+        </w:rPr>
+      </w:pPr>
+      <w:r>
+        <w:rPr>
+          <w:rFonts w:ascii="Consolas" w:hAnsi="Consolas"/>
+          <w:sz w:val="20"/>
+          <w:szCs w:val="20"/>
+          <w:lang w:val="en-US"/>
+        </w:rPr>
+        <w:t xml:space="preserve">      - backend</w:t>
+      </w:r>
+    </w:p>
+    <w:p>
+      <w:pPr>
+        <w:rPr>
+          <w:rFonts w:ascii="Consolas" w:hAnsi="Consolas"/>
+          <w:sz w:val="20"/>
+          <w:szCs w:val="20"/>
+          <w:lang w:val="en-US"/>
+        </w:rPr>
+      </w:pPr>
+      <w:r>
+        <w:rPr>
+          <w:rFonts w:ascii="Consolas" w:hAnsi="Consolas"/>
+          <w:sz w:val="20"/>
+          <w:szCs w:val="20"/>
+          <w:lang w:val="en-US"/>
+        </w:rPr>
+        <w:t xml:space="preserve">    </w:t>
+      </w:r>
+      <w:proofErr w:type="spellStart"/>
+      <w:r>
+        <w:rPr>
+          <w:rFonts w:ascii="Consolas" w:hAnsi="Consolas"/>
+          <w:sz w:val="20"/>
+          <w:szCs w:val="20"/>
+          <w:lang w:val="en-US"/>
+        </w:rPr>
+        <w:t>depends_on</w:t>
+      </w:r>
+      <w:proofErr w:type="spellEnd"/>
+      <w:r>
+        <w:rPr>
+          <w:rFonts w:ascii="Consolas" w:hAnsi="Consolas"/>
+          <w:sz w:val="20"/>
+          <w:szCs w:val="20"/>
+          <w:lang w:val="en-US"/>
+        </w:rPr>
+        <w:t>:</w:t>
+      </w:r>
+    </w:p>
+    <w:p>
+      <w:pPr>
+        <w:rPr>
+          <w:rFonts w:ascii="Consolas" w:hAnsi="Consolas"/>
+          <w:sz w:val="20"/>
+          <w:szCs w:val="20"/>
+          <w:lang w:val="en-US"/>
+        </w:rPr>
+      </w:pPr>
+      <w:r>
+        <w:rPr>
+          <w:rFonts w:ascii="Consolas" w:hAnsi="Consolas"/>
+          <w:sz w:val="20"/>
+          <w:szCs w:val="20"/>
+          <w:lang w:val="en-US"/>
+        </w:rPr>
+        <w:t xml:space="preserve">      - </w:t>
+      </w:r>
+      <w:proofErr w:type="spellStart"/>
+      <w:r>
+        <w:rPr>
+          <w:rFonts w:ascii="Consolas" w:hAnsi="Consolas"/>
+          <w:sz w:val="20"/>
+          <w:szCs w:val="20"/>
+          <w:lang w:val="en-US"/>
+        </w:rPr>
+        <w:t>db</w:t>
+      </w:r>
+      <w:proofErr w:type="spellEnd"/>
+    </w:p>
+    <w:p>
+      <w:pPr>
+        <w:rPr>
+          <w:rFonts w:ascii="Consolas" w:hAnsi="Consolas"/>
+          <w:sz w:val="20"/>
+          <w:szCs w:val="20"/>
+          <w:lang w:val="en-US"/>
+        </w:rPr>
+      </w:pPr>
+      <w:r>
+        <w:rPr>
+          <w:rFonts w:ascii="Consolas" w:hAnsi="Consolas"/>
+          <w:sz w:val="20"/>
+          <w:szCs w:val="20"/>
+          <w:lang w:val="en-US"/>
+        </w:rPr>
+        <w:t xml:space="preserve">    restart: unless-stopped</w:t>
+      </w:r>
+    </w:p>
+    <w:p>
+      <w:pPr>
+        <w:rPr>
+          <w:rFonts w:ascii="Consolas" w:hAnsi="Consolas"/>
+          <w:sz w:val="20"/>
+          <w:szCs w:val="20"/>
+          <w:lang w:val="en-US"/>
+        </w:rPr>
+      </w:pPr>
+    </w:p>
+    <w:p>
+      <w:pPr>
+        <w:rPr>
+          <w:rFonts w:ascii="Consolas" w:hAnsi="Consolas"/>
+          <w:sz w:val="20"/>
+          <w:szCs w:val="20"/>
+          <w:lang w:val="en-US"/>
+        </w:rPr>
+      </w:pPr>
+      <w:r>
+        <w:rPr>
+          <w:rFonts w:ascii="Consolas" w:hAnsi="Consolas"/>
+          <w:sz w:val="20"/>
+          <w:szCs w:val="20"/>
+          <w:lang w:val="en-US"/>
+        </w:rPr>
+        <w:t xml:space="preserve">  </w:t>
+      </w:r>
+      <w:proofErr w:type="spellStart"/>
+      <w:r>
+        <w:rPr>
+          <w:rFonts w:ascii="Consolas" w:hAnsi="Consolas"/>
+          <w:sz w:val="20"/>
+          <w:szCs w:val="20"/>
+          <w:lang w:val="en-US"/>
+        </w:rPr>
+        <w:t>db</w:t>
+      </w:r>
+      <w:proofErr w:type="spellEnd"/>
+      <w:r>
+        <w:rPr>
+          <w:rFonts w:ascii="Consolas" w:hAnsi="Consolas"/>
+          <w:sz w:val="20"/>
+          <w:szCs w:val="20"/>
+          <w:lang w:val="en-US"/>
+        </w:rPr>
+        <w:t>:</w:t>
+      </w:r>
+    </w:p>
+    <w:p>
+      <w:pPr>
+        <w:rPr>
+          <w:rFonts w:ascii="Consolas" w:hAnsi="Consolas"/>
+          <w:sz w:val="20"/>
+          <w:szCs w:val="20"/>
+          <w:lang w:val="en-US"/>
+        </w:rPr>
+      </w:pPr>
+      <w:r>
+        <w:rPr>
+          <w:rFonts w:ascii="Consolas" w:hAnsi="Consolas"/>
+          <w:sz w:val="20"/>
+          <w:szCs w:val="20"/>
+          <w:lang w:val="en-US"/>
+        </w:rPr>
+        <w:t xml:space="preserve">    image: postgres:13</w:t>
+      </w:r>
+    </w:p>
+    <w:p>
+      <w:pPr>
+        <w:rPr>
+          <w:rFonts w:ascii="Consolas" w:hAnsi="Consolas"/>
+          <w:sz w:val="20"/>
+          <w:szCs w:val="20"/>
+          <w:lang w:val="en-US"/>
+        </w:rPr>
+      </w:pPr>
+      <w:r>
+        <w:rPr>
+          <w:rFonts w:ascii="Consolas" w:hAnsi="Consolas"/>
+          <w:sz w:val="20"/>
+          <w:szCs w:val="20"/>
+          <w:lang w:val="en-US"/>
+        </w:rPr>
+        <w:t xml:space="preserve">    </w:t>
+      </w:r>
+      <w:proofErr w:type="spellStart"/>
+      <w:r>
+        <w:rPr>
+          <w:rFonts w:ascii="Consolas" w:hAnsi="Consolas"/>
+          <w:sz w:val="20"/>
+          <w:szCs w:val="20"/>
+          <w:lang w:val="en-US"/>
+        </w:rPr>
+        <w:t>container_name</w:t>
+      </w:r>
+      <w:proofErr w:type="spellEnd"/>
+      <w:r>
+        <w:rPr>
+          <w:rFonts w:ascii="Consolas" w:hAnsi="Consolas"/>
+          <w:sz w:val="20"/>
+          <w:szCs w:val="20"/>
+          <w:lang w:val="en-US"/>
+        </w:rPr>
+        <w:t>: lab4_db</w:t>
+      </w:r>
+    </w:p>
+    <w:p>
+      <w:pPr>
+        <w:rPr>
+          <w:rFonts w:ascii="Consolas" w:hAnsi="Consolas"/>
+          <w:sz w:val="20"/>
+          <w:szCs w:val="20"/>
+          <w:lang w:val="en-US"/>
+        </w:rPr>
+      </w:pPr>
+      <w:r>
+        <w:rPr>
+          <w:rFonts w:ascii="Consolas" w:hAnsi="Consolas"/>
+          <w:sz w:val="20"/>
+          <w:szCs w:val="20"/>
+          <w:lang w:val="en-US"/>
+        </w:rPr>
+        <w:t xml:space="preserve">    environment:</w:t>
+      </w:r>
+    </w:p>
+    <w:p>
+      <w:pPr>
+        <w:rPr>
+          <w:rFonts w:ascii="Consolas" w:hAnsi="Consolas"/>
+          <w:sz w:val="20"/>
+          <w:szCs w:val="20"/>
+          <w:lang w:val="en-US"/>
+        </w:rPr>
+      </w:pPr>
+      <w:r>
+        <w:rPr>
+          <w:rFonts w:ascii="Consolas" w:hAnsi="Consolas"/>
+          <w:sz w:val="20"/>
+          <w:szCs w:val="20"/>
+          <w:lang w:val="en-US"/>
+        </w:rPr>
+        <w:t xml:space="preserve">      POSTGRES_USER: </w:t>
+      </w:r>
+      <w:proofErr w:type="spellStart"/>
+      <w:r>
+        <w:rPr>
+          <w:rFonts w:ascii="Consolas" w:hAnsi="Consolas"/>
+          <w:sz w:val="20"/>
+          <w:szCs w:val="20"/>
+          <w:lang w:val="en-US"/>
+        </w:rPr>
+        <w:t>appuser</w:t>
+      </w:r>
+      <w:proofErr w:type="spellEnd"/>
+    </w:p>
+    <w:p>
+      <w:pPr>
+        <w:rPr>
+          <w:rFonts w:ascii="Consolas" w:hAnsi="Consolas"/>
+          <w:sz w:val="20"/>
+          <w:szCs w:val="20"/>
+          <w:lang w:val="en-US"/>
+        </w:rPr>
+      </w:pPr>
+      <w:r>
+        <w:rPr>
+          <w:rFonts w:ascii="Consolas" w:hAnsi="Consolas"/>
+          <w:sz w:val="20"/>
+          <w:szCs w:val="20"/>
+          <w:lang w:val="en-US"/>
+        </w:rPr>
+        <w:t xml:space="preserve">      POSTGRES_PASSWORD: </w:t>
+      </w:r>
+      <w:proofErr w:type="spellStart"/>
+      <w:r>
+        <w:rPr>
+          <w:rFonts w:ascii="Consolas" w:hAnsi="Consolas"/>
+          <w:sz w:val="20"/>
+          <w:szCs w:val="20"/>
+          <w:lang w:val="en-US"/>
+        </w:rPr>
+        <w:t>secretpass</w:t>
+      </w:r>
+      <w:proofErr w:type="spellEnd"/>
+    </w:p>
+    <w:p>
+      <w:pPr>
+        <w:rPr>
+          <w:rFonts w:ascii="Consolas" w:hAnsi="Consolas"/>
+          <w:sz w:val="20"/>
+          <w:szCs w:val="20"/>
+          <w:lang w:val="en-US"/>
+        </w:rPr>
+      </w:pPr>
+      <w:r>
+        <w:rPr>
+          <w:rFonts w:ascii="Consolas" w:hAnsi="Consolas"/>
+          <w:sz w:val="20"/>
+          <w:szCs w:val="20"/>
+          <w:lang w:val="en-US"/>
+        </w:rPr>
+        <w:t xml:space="preserve">      POSTGRES_DB: </w:t>
+      </w:r>
+      <w:proofErr w:type="spellStart"/>
+      <w:r>
+        <w:rPr>
+          <w:rFonts w:ascii="Consolas" w:hAnsi="Consolas"/>
+          <w:sz w:val="20"/>
+          <w:szCs w:val="20"/>
+          <w:lang w:val="en-US"/>
+        </w:rPr>
+        <w:t>appdb</w:t>
+      </w:r>
+      <w:proofErr w:type="spellEnd"/>
+    </w:p>
+    <w:p>
+      <w:pPr>
+        <w:rPr>
+          <w:rFonts w:ascii="Consolas" w:hAnsi="Consolas"/>
+          <w:sz w:val="20"/>
+          <w:szCs w:val="20"/>
+          <w:lang w:val="en-US"/>
+        </w:rPr>
+      </w:pPr>
+      <w:r>
+        <w:rPr>
+          <w:rFonts w:ascii="Consolas" w:hAnsi="Consolas"/>
+          <w:sz w:val="20"/>
+          <w:szCs w:val="20"/>
+          <w:lang w:val="en-US"/>
+        </w:rPr>
+        <w:t xml:space="preserve">    volumes:</w:t>
+      </w:r>
+    </w:p>
+    <w:p>
+      <w:pPr>
+        <w:rPr>
+          <w:rFonts w:ascii="Consolas" w:hAnsi="Consolas"/>
+          <w:sz w:val="20"/>
+          <w:szCs w:val="20"/>
+          <w:lang w:val="en-US"/>
+        </w:rPr>
+      </w:pPr>
+      <w:r>
+        <w:rPr>
+          <w:rFonts w:ascii="Consolas" w:hAnsi="Consolas"/>
+          <w:sz w:val="20"/>
+          <w:szCs w:val="20"/>
+          <w:lang w:val="en-US"/>
+        </w:rPr>
+        <w:t xml:space="preserve">      - </w:t>
+      </w:r>
+      <w:proofErr w:type="spellStart"/>
+      <w:r>
+        <w:rPr>
+          <w:rFonts w:ascii="Consolas" w:hAnsi="Consolas"/>
+          <w:sz w:val="20"/>
+          <w:szCs w:val="20"/>
+          <w:lang w:val="en-US"/>
+        </w:rPr>
+        <w:t>postgres_data</w:t>
+      </w:r>
+      <w:proofErr w:type="spellEnd"/>
+      <w:r>
+        <w:rPr>
+          <w:rFonts w:ascii="Consolas" w:hAnsi="Consolas"/>
+          <w:sz w:val="20"/>
+          <w:szCs w:val="20"/>
+          <w:lang w:val="en-US"/>
+        </w:rPr>
+        <w:t>:/var/lib/</w:t>
+      </w:r>
+      <w:proofErr w:type="spellStart"/>
+      <w:r>
+        <w:rPr>
+          <w:rFonts w:ascii="Consolas" w:hAnsi="Consolas"/>
+          <w:sz w:val="20"/>
+          <w:szCs w:val="20"/>
+          <w:lang w:val="en-US"/>
+        </w:rPr>
+        <w:t>postgresql</w:t>
+      </w:r>
+      <w:proofErr w:type="spellEnd"/>
+      <w:r>
+        <w:rPr>
+          <w:rFonts w:ascii="Consolas" w:hAnsi="Consolas"/>
+          <w:sz w:val="20"/>
+          <w:szCs w:val="20"/>
+          <w:lang w:val="en-US"/>
+        </w:rPr>
+        <w:t>/data</w:t>
+      </w:r>
+    </w:p>
+    <w:p>
+      <w:pPr>
+        <w:rPr>
+          <w:rFonts w:ascii="Consolas" w:hAnsi="Consolas"/>
+          <w:sz w:val="20"/>
+          <w:szCs w:val="20"/>
+          <w:lang w:val="en-US"/>
+        </w:rPr>
+      </w:pPr>
+      <w:r>
+        <w:rPr>
+          <w:rFonts w:ascii="Consolas" w:hAnsi="Consolas"/>
+          <w:sz w:val="20"/>
+          <w:szCs w:val="20"/>
+          <w:lang w:val="en-US"/>
+        </w:rPr>
+        <w:t xml:space="preserve">    networks:</w:t>
+      </w:r>
+    </w:p>
+    <w:p>
+      <w:pPr>
+        <w:rPr>
+          <w:rFonts w:ascii="Consolas" w:hAnsi="Consolas"/>
+          <w:sz w:val="20"/>
+          <w:szCs w:val="20"/>
+          <w:lang w:val="en-US"/>
+        </w:rPr>
+      </w:pPr>
+      <w:r>
+        <w:rPr>
+          <w:rFonts w:ascii="Consolas" w:hAnsi="Consolas"/>
+          <w:sz w:val="20"/>
+          <w:szCs w:val="20"/>
+          <w:lang w:val="en-US"/>
+        </w:rPr>
+        <w:t xml:space="preserve">      - backend</w:t>
+      </w:r>
+    </w:p>
+    <w:p>
+      <w:pPr>
+        <w:rPr>
+          <w:rFonts w:ascii="Consolas" w:hAnsi="Consolas"/>
+          <w:sz w:val="20"/>
+          <w:szCs w:val="20"/>
+          <w:lang w:val="en-US"/>
+        </w:rPr>
+      </w:pPr>
+      <w:r>
+        <w:rPr>
+          <w:rFonts w:ascii="Consolas" w:hAnsi="Consolas"/>
+          <w:sz w:val="20"/>
+          <w:szCs w:val="20"/>
+          <w:lang w:val="en-US"/>
+        </w:rPr>
+        <w:t xml:space="preserve">    restart: always</w:t>
+      </w:r>
+    </w:p>
+    <w:p>
+      <w:pPr>
+        <w:rPr>
+          <w:rFonts w:ascii="Consolas" w:hAnsi="Consolas"/>
+          <w:sz w:val="20"/>
+          <w:szCs w:val="20"/>
+          <w:lang w:val="en-US"/>
+        </w:rPr>
+      </w:pPr>
+    </w:p>
+    <w:p>
+      <w:pPr>
+        <w:rPr>
+          <w:rFonts w:ascii="Consolas" w:hAnsi="Consolas"/>
+          <w:sz w:val="20"/>
+          <w:szCs w:val="20"/>
+          <w:lang w:val="en-US"/>
+        </w:rPr>
+      </w:pPr>
+      <w:r>
+        <w:rPr>
+          <w:rFonts w:ascii="Consolas" w:hAnsi="Consolas"/>
+          <w:sz w:val="20"/>
+          <w:szCs w:val="20"/>
+          <w:lang w:val="en-US"/>
+        </w:rPr>
+        <w:t xml:space="preserve">  nginx:</w:t>
+      </w:r>
+    </w:p>
+    <w:p>
+      <w:pPr>
+        <w:rPr>
+          <w:rFonts w:ascii="Consolas" w:hAnsi="Consolas"/>
+          <w:sz w:val="20"/>
+          <w:szCs w:val="20"/>
+          <w:lang w:val="en-US"/>
+        </w:rPr>
+      </w:pPr>
+      <w:r>
+        <w:rPr>
+          <w:rFonts w:ascii="Consolas" w:hAnsi="Consolas"/>
+          <w:sz w:val="20"/>
+          <w:szCs w:val="20"/>
+          <w:lang w:val="en-US"/>
+        </w:rPr>
+        <w:t xml:space="preserve">    build</w:t>
+      </w:r>
+      <w:proofErr w:type="gramStart"/>
+      <w:r>
+        <w:rPr>
+          <w:rFonts w:ascii="Consolas" w:hAnsi="Consolas"/>
+          <w:sz w:val="20"/>
+          <w:szCs w:val="20"/>
+          <w:lang w:val="en-US"/>
+        </w:rPr>
+        <w:t>: .</w:t>
+      </w:r>
+      <w:proofErr w:type="gramEnd"/>
+      <w:r>
+        <w:rPr>
+          <w:rFonts w:ascii="Consolas" w:hAnsi="Consolas"/>
+          <w:sz w:val="20"/>
+          <w:szCs w:val="20"/>
+          <w:lang w:val="en-US"/>
+        </w:rPr>
+        <w:t>/nginx</w:t>
+      </w:r>
+    </w:p>
+    <w:p>
+      <w:pPr>
+        <w:rPr>
+          <w:rFonts w:ascii="Consolas" w:hAnsi="Consolas"/>
+          <w:sz w:val="20"/>
+          <w:szCs w:val="20"/>
+          <w:lang w:val="en-US"/>
+        </w:rPr>
+      </w:pPr>
+      <w:r>
+        <w:rPr>
+          <w:rFonts w:ascii="Consolas" w:hAnsi="Consolas"/>
+          <w:sz w:val="20"/>
+          <w:szCs w:val="20"/>
+          <w:lang w:val="en-US"/>
+        </w:rPr>
+        <w:t xml:space="preserve">    </w:t>
+      </w:r>
+      <w:proofErr w:type="spellStart"/>
+      <w:r>
+        <w:rPr>
+          <w:rFonts w:ascii="Consolas" w:hAnsi="Consolas"/>
+          <w:sz w:val="20"/>
+          <w:szCs w:val="20"/>
+          <w:lang w:val="en-US"/>
+        </w:rPr>
+        <w:t>container_name</w:t>
+      </w:r>
+      <w:proofErr w:type="spellEnd"/>
+      <w:r>
+        <w:rPr>
+          <w:rFonts w:ascii="Consolas" w:hAnsi="Consolas"/>
+          <w:sz w:val="20"/>
+          <w:szCs w:val="20"/>
+          <w:lang w:val="en-US"/>
+        </w:rPr>
+        <w:t>: lab4_nginx</w:t>
+      </w:r>
+    </w:p>
+    <w:p>
+      <w:pPr>
+        <w:rPr>
+          <w:rFonts w:ascii="Consolas" w:hAnsi="Consolas"/>
+          <w:sz w:val="20"/>
+          <w:szCs w:val="20"/>
+          <w:lang w:val="en-US"/>
+        </w:rPr>
+      </w:pPr>
+      <w:r>
+        <w:rPr>
+          <w:rFonts w:ascii="Consolas" w:hAnsi="Consolas"/>
+          <w:sz w:val="20"/>
+          <w:szCs w:val="20"/>
+          <w:lang w:val="en-US"/>
+        </w:rPr>
+        <w:lastRenderedPageBreak/>
+        <w:t xml:space="preserve">    ports:</w:t>
+      </w:r>
+    </w:p>
+    <w:p>
+      <w:pPr>
+        <w:rPr>
+          <w:rFonts w:ascii="Consolas" w:hAnsi="Consolas"/>
+          <w:sz w:val="20"/>
+          <w:szCs w:val="20"/>
+          <w:lang w:val="en-US"/>
+        </w:rPr>
+      </w:pPr>
+      <w:r>
+        <w:rPr>
+          <w:rFonts w:ascii="Consolas" w:hAnsi="Consolas"/>
+          <w:sz w:val="20"/>
+          <w:szCs w:val="20"/>
+          <w:lang w:val="en-US"/>
+        </w:rPr>
+        <w:t xml:space="preserve">      - "80:80"</w:t>
+      </w:r>
+    </w:p>
+    <w:p>
+      <w:pPr>
+        <w:rPr>
+          <w:rFonts w:ascii="Consolas" w:hAnsi="Consolas"/>
+          <w:sz w:val="20"/>
+          <w:szCs w:val="20"/>
+          <w:lang w:val="en-US"/>
+        </w:rPr>
+      </w:pPr>
+      <w:r>
+        <w:rPr>
+          <w:rFonts w:ascii="Consolas" w:hAnsi="Consolas"/>
+          <w:sz w:val="20"/>
+          <w:szCs w:val="20"/>
+          <w:lang w:val="en-US"/>
+        </w:rPr>
+        <w:t xml:space="preserve">    volumes:</w:t>
+      </w:r>
+    </w:p>
+    <w:p>
+      <w:pPr>
+        <w:rPr>
+          <w:rFonts w:ascii="Consolas" w:hAnsi="Consolas"/>
+          <w:sz w:val="20"/>
+          <w:szCs w:val="20"/>
+          <w:lang w:val="en-US"/>
+        </w:rPr>
+      </w:pPr>
+      <w:r>
+        <w:rPr>
+          <w:rFonts w:ascii="Consolas" w:hAnsi="Consolas"/>
+          <w:sz w:val="20"/>
+          <w:szCs w:val="20"/>
+          <w:lang w:val="en-US"/>
+        </w:rPr>
+        <w:t xml:space="preserve">      </w:t>
+      </w:r>
+      <w:proofErr w:type="gramStart"/>
+      <w:r>
+        <w:rPr>
+          <w:rFonts w:ascii="Consolas" w:hAnsi="Consolas"/>
+          <w:sz w:val="20"/>
+          <w:szCs w:val="20"/>
+          <w:lang w:val="en-US"/>
+        </w:rPr>
+        <w:t>- .</w:t>
+      </w:r>
+      <w:proofErr w:type="gramEnd"/>
+      <w:r>
+        <w:rPr>
+          <w:rFonts w:ascii="Consolas" w:hAnsi="Consolas"/>
+          <w:sz w:val="20"/>
+          <w:szCs w:val="20"/>
+          <w:lang w:val="en-US"/>
+        </w:rPr>
+        <w:t>/nginx/</w:t>
+      </w:r>
+      <w:proofErr w:type="spellStart"/>
+      <w:r>
+        <w:rPr>
+          <w:rFonts w:ascii="Consolas" w:hAnsi="Consolas"/>
+          <w:sz w:val="20"/>
+          <w:szCs w:val="20"/>
+          <w:lang w:val="en-US"/>
+        </w:rPr>
+        <w:t>dist</w:t>
+      </w:r>
+      <w:proofErr w:type="spellEnd"/>
+      <w:r>
+        <w:rPr>
+          <w:rFonts w:ascii="Consolas" w:hAnsi="Consolas"/>
+          <w:sz w:val="20"/>
+          <w:szCs w:val="20"/>
+          <w:lang w:val="en-US"/>
+        </w:rPr>
+        <w:t>:/</w:t>
+      </w:r>
+      <w:proofErr w:type="spellStart"/>
+      <w:r>
+        <w:rPr>
+          <w:rFonts w:ascii="Consolas" w:hAnsi="Consolas"/>
+          <w:sz w:val="20"/>
+          <w:szCs w:val="20"/>
+          <w:lang w:val="en-US"/>
+        </w:rPr>
+        <w:t>public:ro</w:t>
+      </w:r>
+      <w:proofErr w:type="spellEnd"/>
+    </w:p>
+    <w:p>
+      <w:pPr>
+        <w:rPr>
+          <w:rFonts w:ascii="Consolas" w:hAnsi="Consolas"/>
+          <w:sz w:val="20"/>
+          <w:szCs w:val="20"/>
+          <w:lang w:val="en-US"/>
+        </w:rPr>
+      </w:pPr>
+      <w:r>
+        <w:rPr>
+          <w:rFonts w:ascii="Consolas" w:hAnsi="Consolas"/>
+          <w:sz w:val="20"/>
+          <w:szCs w:val="20"/>
+          <w:lang w:val="en-US"/>
+        </w:rPr>
+        <w:t xml:space="preserve">    networks:</w:t>
+      </w:r>
+    </w:p>
+    <w:p>
+      <w:pPr>
+        <w:rPr>
+          <w:rFonts w:ascii="Consolas" w:hAnsi="Consolas"/>
+          <w:sz w:val="20"/>
+          <w:szCs w:val="20"/>
+          <w:lang w:val="en-US"/>
+        </w:rPr>
+      </w:pPr>
+      <w:r>
+        <w:rPr>
+          <w:rFonts w:ascii="Consolas" w:hAnsi="Consolas"/>
+          <w:sz w:val="20"/>
+          <w:szCs w:val="20"/>
+          <w:lang w:val="en-US"/>
+        </w:rPr>
+        <w:t xml:space="preserve">      - frontend</w:t>
+      </w:r>
+    </w:p>
+    <w:p>
+      <w:pPr>
+        <w:rPr>
+          <w:rFonts w:ascii="Consolas" w:hAnsi="Consolas"/>
+          <w:sz w:val="20"/>
+          <w:szCs w:val="20"/>
+          <w:lang w:val="en-US"/>
+        </w:rPr>
+      </w:pPr>
+      <w:r>
+        <w:rPr>
+          <w:rFonts w:ascii="Consolas" w:hAnsi="Consolas"/>
+          <w:sz w:val="20"/>
+          <w:szCs w:val="20"/>
+          <w:lang w:val="en-US"/>
+        </w:rPr>
+        <w:t xml:space="preserve">    </w:t>
+      </w:r>
+      <w:proofErr w:type="spellStart"/>
+      <w:r>
+        <w:rPr>
+          <w:rFonts w:ascii="Consolas" w:hAnsi="Consolas"/>
+          <w:sz w:val="20"/>
+          <w:szCs w:val="20"/>
+          <w:lang w:val="en-US"/>
+        </w:rPr>
+        <w:t>depends_on</w:t>
+      </w:r>
+      <w:proofErr w:type="spellEnd"/>
+      <w:r>
+        <w:rPr>
+          <w:rFonts w:ascii="Consolas" w:hAnsi="Consolas"/>
+          <w:sz w:val="20"/>
+          <w:szCs w:val="20"/>
+          <w:lang w:val="en-US"/>
+        </w:rPr>
+        <w:t>:</w:t>
+      </w:r>
+    </w:p>
+    <w:p>
+      <w:pPr>
+        <w:rPr>
+          <w:rFonts w:ascii="Consolas" w:hAnsi="Consolas"/>
+          <w:sz w:val="20"/>
+          <w:szCs w:val="20"/>
+          <w:lang w:val="en-US"/>
+        </w:rPr>
+      </w:pPr>
+      <w:r>
+        <w:rPr>
+          <w:rFonts w:ascii="Consolas" w:hAnsi="Consolas"/>
+          <w:sz w:val="20"/>
+          <w:szCs w:val="20"/>
+          <w:lang w:val="en-US"/>
+        </w:rPr>
+        <w:t xml:space="preserve">      - </w:t>
+      </w:r>
+      <w:proofErr w:type="spellStart"/>
+      <w:r>
+        <w:rPr>
+          <w:rFonts w:ascii="Consolas" w:hAnsi="Consolas"/>
+          <w:sz w:val="20"/>
+          <w:szCs w:val="20"/>
+          <w:lang w:val="en-US"/>
+        </w:rPr>
+        <w:t>api</w:t>
+      </w:r>
+      <w:proofErr w:type="spellEnd"/>
+    </w:p>
+    <w:p>
+      <w:pPr>
+        <w:rPr>
+          <w:rFonts w:ascii="Consolas" w:hAnsi="Consolas"/>
+          <w:sz w:val="20"/>
+          <w:szCs w:val="20"/>
+          <w:lang w:val="en-US"/>
+        </w:rPr>
+      </w:pPr>
+      <w:r>
+        <w:rPr>
+          <w:rFonts w:ascii="Consolas" w:hAnsi="Consolas"/>
+          <w:sz w:val="20"/>
+          <w:szCs w:val="20"/>
+          <w:lang w:val="en-US"/>
+        </w:rPr>
+        <w:t xml:space="preserve">    restart: unless-stopped</w:t>
+      </w:r>
+    </w:p>
+    <w:p>
+      <w:pPr>
+        <w:rPr>
+          <w:rFonts w:ascii="Consolas" w:hAnsi="Consolas"/>
+          <w:sz w:val="20"/>
+          <w:szCs w:val="20"/>
+          <w:lang w:val="en-US"/>
+        </w:rPr>
+      </w:pPr>
+    </w:p>
+    <w:p>
+      <w:pPr>
+        <w:rPr>
+          <w:rFonts w:ascii="Consolas" w:hAnsi="Consolas"/>
+          <w:sz w:val="20"/>
+          <w:szCs w:val="20"/>
+          <w:lang w:val="en-US"/>
+        </w:rPr>
+      </w:pPr>
+      <w:r>
+        <w:rPr>
+          <w:rFonts w:ascii="Consolas" w:hAnsi="Consolas"/>
+          <w:sz w:val="20"/>
+          <w:szCs w:val="20"/>
+          <w:lang w:val="en-US"/>
+        </w:rPr>
+        <w:t>networks:</w:t>
+      </w:r>
+    </w:p>
+    <w:p>
+      <w:pPr>
+        <w:rPr>
+          <w:rFonts w:ascii="Consolas" w:hAnsi="Consolas"/>
+          <w:sz w:val="20"/>
+          <w:szCs w:val="20"/>
+          <w:lang w:val="en-US"/>
+        </w:rPr>
+      </w:pPr>
+      <w:r>
+        <w:rPr>
+          <w:rFonts w:ascii="Consolas" w:hAnsi="Consolas"/>
+          <w:sz w:val="20"/>
+          <w:szCs w:val="20"/>
+          <w:lang w:val="en-US"/>
+        </w:rPr>
+        <w:t xml:space="preserve">  frontend:</w:t>
+      </w:r>
+    </w:p>
+    <w:p>
+      <w:pPr>
+        <w:rPr>
+          <w:rFonts w:ascii="Consolas" w:hAnsi="Consolas"/>
+          <w:sz w:val="20"/>
+          <w:szCs w:val="20"/>
+          <w:lang w:val="en-US"/>
+        </w:rPr>
+      </w:pPr>
+      <w:r>
+        <w:rPr>
+          <w:rFonts w:ascii="Consolas" w:hAnsi="Consolas"/>
+          <w:sz w:val="20"/>
+          <w:szCs w:val="20"/>
+          <w:lang w:val="en-US"/>
+        </w:rPr>
+        <w:t xml:space="preserve">    driver: bridge</w:t>
+      </w:r>
+    </w:p>
+    <w:p>
+      <w:pPr>
+        <w:rPr>
+          <w:rFonts w:ascii="Consolas" w:hAnsi="Consolas"/>
+          <w:sz w:val="20"/>
+          <w:szCs w:val="20"/>
+          <w:lang w:val="en-US"/>
+        </w:rPr>
+      </w:pPr>
+      <w:r>
+        <w:rPr>
+          <w:rFonts w:ascii="Consolas" w:hAnsi="Consolas"/>
+          <w:sz w:val="20"/>
+          <w:szCs w:val="20"/>
+          <w:lang w:val="en-US"/>
+        </w:rPr>
+        <w:t xml:space="preserve">  backend:</w:t>
+      </w:r>
+    </w:p>
+    <w:p>
+      <w:pPr>
+        <w:rPr>
+          <w:rFonts w:ascii="Consolas" w:hAnsi="Consolas"/>
+          <w:sz w:val="20"/>
+          <w:szCs w:val="20"/>
+          <w:lang w:val="en-US"/>
+        </w:rPr>
+      </w:pPr>
+      <w:r>
+        <w:rPr>
+          <w:rFonts w:ascii="Consolas" w:hAnsi="Consolas"/>
+          <w:sz w:val="20"/>
+          <w:szCs w:val="20"/>
+          <w:lang w:val="en-US"/>
+        </w:rPr>
+        <w:t xml:space="preserve">    driver: bridge</w:t>
+      </w:r>
+    </w:p>
+    <w:p>
+      <w:pPr>
+        <w:rPr>
+          <w:rFonts w:ascii="Consolas" w:hAnsi="Consolas"/>
+          <w:sz w:val="20"/>
+          <w:szCs w:val="20"/>
+          <w:lang w:val="en-US"/>
+        </w:rPr>
+      </w:pPr>
+    </w:p>
+    <w:p>
+      <w:pPr>
+        <w:rPr>
+          <w:rFonts w:ascii="Consolas" w:hAnsi="Consolas"/>
+          <w:sz w:val="20"/>
+          <w:szCs w:val="20"/>
+          <w:lang w:val="en-US"/>
+        </w:rPr>
+      </w:pPr>
+      <w:r>
+        <w:rPr>
+          <w:rFonts w:ascii="Consolas" w:hAnsi="Consolas"/>
+          <w:sz w:val="20"/>
+          <w:szCs w:val="20"/>
+          <w:lang w:val="en-US"/>
+        </w:rPr>
+        <w:t>volumes:</w:t>
+      </w:r>
+    </w:p>
+    <w:p>
+      <w:pPr>
+        <w:rPr>
+          <w:rFonts w:ascii="Consolas" w:hAnsi="Consolas"/>
+          <w:sz w:val="20"/>
+          <w:szCs w:val="20"/>
+          <w:lang w:val="en-US"/>
+        </w:rPr>
+      </w:pPr>
+      <w:r>
+        <w:rPr>
+          <w:rFonts w:ascii="Consolas" w:hAnsi="Consolas"/>
+          <w:sz w:val="20"/>
+          <w:szCs w:val="20"/>
+          <w:lang w:val="en-US"/>
+        </w:rPr>
+        <w:t xml:space="preserve">  </w:t>
+      </w:r>
+      <w:proofErr w:type="spellStart"/>
+      <w:r>
+        <w:rPr>
+          <w:rFonts w:ascii="Consolas" w:hAnsi="Consolas"/>
+          <w:sz w:val="20"/>
+          <w:szCs w:val="20"/>
+          <w:lang w:val="en-US"/>
+        </w:rPr>
+        <w:t>postgres_data</w:t>
+      </w:r>
+      <w:proofErr w:type="spellEnd"/>
+      <w:r>
+        <w:rPr>
+          <w:rFonts w:ascii="Consolas" w:hAnsi="Consolas"/>
+          <w:sz w:val="20"/>
+          <w:szCs w:val="20"/>
+          <w:lang w:val="en-US"/>
+        </w:rPr>
+        <w:t>:</w:t>
+      </w:r>
+    </w:p>
+    <w:p>
+      <w:pPr>
+        <w:rPr>
+          <w:rFonts w:ascii="Consolas" w:hAnsi="Consolas"/>
+          <w:sz w:val="20"/>
+          <w:szCs w:val="20"/>
+          <w:lang w:val="en-US"/>
+        </w:rPr>
+      </w:pPr>
+      <w:r>
+        <w:rPr>
+          <w:rFonts w:ascii="Consolas" w:hAnsi="Consolas"/>
+          <w:sz w:val="20"/>
+          <w:szCs w:val="20"/>
+          <w:lang w:val="en-US"/>
+        </w:rPr>
+        <w:t xml:space="preserve">    driver: local</w:t>
+      </w:r>
     </w:p>
     <w:p>
       <w:pPr>
@@ -726,7 +2518,6 @@
           <w:color w:val="auto"/>
           <w:sz w:val="22"/>
           <w:szCs w:val="22"/>
-          <w:lang w:val="en-US"/>
         </w:rPr>
       </w:pPr>
       <w:r>
@@ -1241,6 +3032,7 @@
         <w:rPr>
           <w:rFonts w:ascii="Times New Roman" w:hAnsi="Times New Roman" w:cs="Times New Roman"/>
         </w:rPr>
+        <w:lastRenderedPageBreak/>
         <w:t xml:space="preserve">Ошибка возникает потому, что в файле </w:t>
       </w:r>
       <w:proofErr w:type="spellStart"/>
@@ -1633,14 +3425,7 @@
         <w:rPr>
           <w:rFonts w:ascii="Times New Roman" w:hAnsi="Times New Roman" w:cs="Times New Roman"/>
         </w:rPr>
-        <w:t xml:space="preserve">: с последующим указанием </w:t>
-      </w:r>
-      <w:r>
-        <w:rPr>
-          <w:rFonts w:ascii="Times New Roman" w:hAnsi="Times New Roman" w:cs="Times New Roman"/>
-        </w:rPr>
-        <w:lastRenderedPageBreak/>
-        <w:t xml:space="preserve">имени тома </w:t>
+        <w:t xml:space="preserve">: с последующим указанием имени тома </w:t>
       </w:r>
       <w:proofErr w:type="spellStart"/>
       <w:r>
@@ -1701,7 +3486,6 @@
       <w:r>
         <w:rPr>
           <w:rFonts w:ascii="Times New Roman" w:hAnsi="Times New Roman" w:cs="Times New Roman"/>
-          <w:lang w:val="en-US"/>
         </w:rPr>
         <w:br/>
       </w:r>
@@ -1725,7 +3509,7 @@
                     <pic:cNvPicPr/>
                   </pic:nvPicPr>
                   <pic:blipFill>
-                    <a:blip r:embed="rId5"/>
+                    <a:blip r:embed="rId14"/>
                     <a:stretch>
                       <a:fillRect/>
                     </a:stretch>
@@ -2595,6 +4379,7 @@
   <w:style w:type="character" w:default="1" w:styleId="a0">
     <w:name w:val="Default Paragraph Font"/>
     <w:uiPriority w:val="1"/>
+    <w:semiHidden/>
     <w:unhideWhenUsed/>
   </w:style>
   <w:style w:type="table" w:default="1" w:styleId="a1">
